--- a/SKKN-XA-LAP-VO/246. LÊ MINH HẢI.docx
+++ b/SKKN-XA-LAP-VO/246. LÊ MINH HẢI.docx
@@ -1,6 +1,6 @@
 
 <file path=word/document.xml><?xml version="1.0" encoding="utf-8"?>
-<w:document xmlns:wpc="http://schemas.microsoft.com/office/word/2010/wordprocessingCanvas" xmlns:cx="http://schemas.microsoft.com/office/drawing/2014/chartex" xmlns:mc="http://schemas.openxmlformats.org/markup-compatibility/2006" xmlns:o="urn:schemas-microsoft-com:office:office" xmlns:r="http://schemas.openxmlformats.org/officeDocument/2006/relationships" xmlns:m="http://schemas.openxmlformats.org/officeDocument/2006/math" xmlns:v="urn:schemas-microsoft-com:vml" xmlns:wp14="http://schemas.microsoft.com/office/word/2010/wordprocessingDrawing" xmlns:wp="http://schemas.openxmlformats.org/drawingml/2006/wordprocessingDrawing" xmlns:w10="urn:schemas-microsoft-com:office:word" xmlns:w="http://schemas.openxmlformats.org/wordprocessingml/2006/main" xmlns:w14="http://schemas.microsoft.com/office/word/2010/wordml" xmlns:w15="http://schemas.microsoft.com/office/word/2012/wordml" xmlns:w16se="http://schemas.microsoft.com/office/word/2015/wordml/symex" xmlns:wpg="http://schemas.microsoft.com/office/word/2010/wordprocessingGroup" xmlns:wpi="http://schemas.microsoft.com/office/word/2010/wordprocessingInk" xmlns:wne="http://schemas.microsoft.com/office/word/2006/wordml" xmlns:wps="http://schemas.microsoft.com/office/word/2010/wordprocessingShape" mc:Ignorable="w14 w15 w16se wp14">
+<w:document xmlns:wpc="http://schemas.microsoft.com/office/word/2010/wordprocessingCanvas" xmlns:cx="http://schemas.microsoft.com/office/drawing/2014/chartex" xmlns:cx1="http://schemas.microsoft.com/office/drawing/2015/9/8/chartex" xmlns:cx2="http://schemas.microsoft.com/office/drawing/2015/10/21/chartex" xmlns:cx3="http://schemas.microsoft.com/office/drawing/2016/5/9/chartex" xmlns:cx4="http://schemas.microsoft.com/office/drawing/2016/5/10/chartex" xmlns:cx5="http://schemas.microsoft.com/office/drawing/2016/5/11/chartex" xmlns:cx6="http://schemas.microsoft.com/office/drawing/2016/5/12/chartex" xmlns:cx7="http://schemas.microsoft.com/office/drawing/2016/5/13/chartex" xmlns:cx8="http://schemas.microsoft.com/office/drawing/2016/5/14/chartex" xmlns:mc="http://schemas.openxmlformats.org/markup-compatibility/2006" xmlns:aink="http://schemas.microsoft.com/office/drawing/2016/ink" xmlns:am3d="http://schemas.microsoft.com/office/drawing/2017/model3d" xmlns:o="urn:schemas-microsoft-com:office:office" xmlns:oel="http://schemas.microsoft.com/office/2019/extlst" xmlns:r="http://schemas.openxmlformats.org/officeDocument/2006/relationships" xmlns:m="http://schemas.openxmlformats.org/officeDocument/2006/math" xmlns:v="urn:schemas-microsoft-com:vml" xmlns:wp14="http://schemas.microsoft.com/office/word/2010/wordprocessingDrawing" xmlns:wp="http://schemas.openxmlformats.org/drawingml/2006/wordprocessingDrawing" xmlns:w10="urn:schemas-microsoft-com:office:word" xmlns:w="http://schemas.openxmlformats.org/wordprocessingml/2006/main" xmlns:w14="http://schemas.microsoft.com/office/word/2010/wordml" xmlns:w15="http://schemas.microsoft.com/office/word/2012/wordml" xmlns:w16cex="http://schemas.microsoft.com/office/word/2018/wordml/cex" xmlns:w16cid="http://schemas.microsoft.com/office/word/2016/wordml/cid" xmlns:w16="http://schemas.microsoft.com/office/word/2018/wordml" xmlns:w16du="http://schemas.microsoft.com/office/word/2023/wordml/word16du" xmlns:w16sdtdh="http://schemas.microsoft.com/office/word/2020/wordml/sdtdatahash" xmlns:w16sdtfl="http://schemas.microsoft.com/office/word/2024/wordml/sdtformatlock" xmlns:w16se="http://schemas.microsoft.com/office/word/2015/wordml/symex" xmlns:wpg="http://schemas.microsoft.com/office/word/2010/wordprocessingGroup" xmlns:wpi="http://schemas.microsoft.com/office/word/2010/wordprocessingInk" xmlns:wne="http://schemas.microsoft.com/office/word/2006/wordml" xmlns:wps="http://schemas.microsoft.com/office/word/2010/wordprocessingShape" mc:Ignorable="w14 w15 w16se w16cid w16 w16cex w16sdtdh w16sdtfl w16du wp14">
   <w:body>
     <w:p>
       <w:pPr>
@@ -77,7 +77,7 @@
               </wp:anchor>
             </w:drawing>
           </mc:Choice>
-          <mc:Fallback xmlns:w16sdtfl="http://schemas.microsoft.com/office/word/2024/wordml/sdtformatlock" xmlns:w16sdtdh="http://schemas.microsoft.com/office/word/2020/wordml/sdtdatahash" xmlns:w16du="http://schemas.microsoft.com/office/word/2023/wordml/word16du" xmlns:w16="http://schemas.microsoft.com/office/word/2018/wordml" xmlns:w16cid="http://schemas.microsoft.com/office/word/2016/wordml/cid" xmlns:w16cex="http://schemas.microsoft.com/office/word/2018/wordml/cex" xmlns:oel="http://schemas.microsoft.com/office/2019/extlst" xmlns:am3d="http://schemas.microsoft.com/office/drawing/2017/model3d" xmlns:aink="http://schemas.microsoft.com/office/drawing/2016/ink" xmlns:cx8="http://schemas.microsoft.com/office/drawing/2016/5/14/chartex" xmlns:cx7="http://schemas.microsoft.com/office/drawing/2016/5/13/chartex" xmlns:cx6="http://schemas.microsoft.com/office/drawing/2016/5/12/chartex" xmlns:cx5="http://schemas.microsoft.com/office/drawing/2016/5/11/chartex" xmlns:cx4="http://schemas.microsoft.com/office/drawing/2016/5/10/chartex" xmlns:cx3="http://schemas.microsoft.com/office/drawing/2016/5/9/chartex" xmlns:cx2="http://schemas.microsoft.com/office/drawing/2015/10/21/chartex" xmlns:cx1="http://schemas.microsoft.com/office/drawing/2015/9/8/chartex">
+          <mc:Fallback>
             <w:pict>
               <v:line w14:anchorId="03092393" id="Straight Connector 5" o:spid="_x0000_s1026" style="position:absolute;z-index:251634176;visibility:visible;mso-wrap-style:square;mso-height-percent:0;mso-wrap-distance-left:9pt;mso-wrap-distance-top:0;mso-wrap-distance-right:9pt;mso-wrap-distance-bottom:0;mso-position-horizontal:center;mso-position-horizontal-relative:margin;mso-position-vertical:absolute;mso-position-vertical-relative:text;mso-height-percent:0;mso-height-relative:margin" from="0,32.4pt" to="142.9pt,32.4pt" o:gfxdata="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" strokecolor="black [3213]" strokeweight=".5pt">
                 <v:stroke joinstyle="miter"/>
@@ -204,6 +204,12 @@
         </w:rPr>
         <w:t>ơ sở Lấp Vò</w:t>
       </w:r>
+      <w:r>
+        <w:rPr>
+          <w:color w:val="auto"/>
+        </w:rPr>
+        <w:t>;</w:t>
+      </w:r>
     </w:p>
     <w:p>
       <w:pPr>
@@ -236,6 +242,12 @@
         </w:rPr>
         <w:t>ơ sở Lấp Vò</w:t>
       </w:r>
+      <w:r>
+        <w:rPr>
+          <w:color w:val="auto"/>
+        </w:rPr>
+        <w:t>.</w:t>
+      </w:r>
     </w:p>
     <w:p>
       <w:pPr>
@@ -267,21 +279,11 @@
         </w:rPr>
         <w:t>:</w:t>
       </w:r>
-    </w:p>
-    <w:p>
-      <w:pPr>
-        <w:pStyle w:val="BodyText"/>
-        <w:spacing w:after="0" w:line="276" w:lineRule="auto"/>
-        <w:ind w:firstLine="0"/>
-        <w:rPr>
-          <w:color w:val="auto"/>
-        </w:rPr>
-      </w:pPr>
     </w:p>
     <w:tbl>
       <w:tblPr>
         <w:tblOverlap w:val="never"/>
-        <w:tblW w:w="9351" w:type="dxa"/>
+        <w:tblW w:w="8995" w:type="dxa"/>
         <w:jc w:val="center"/>
         <w:tblBorders>
           <w:top w:val="single" w:sz="4" w:space="0" w:color="auto"/>
@@ -300,12 +302,12 @@
       </w:tblPr>
       <w:tblGrid>
         <w:gridCol w:w="709"/>
-        <w:gridCol w:w="3133"/>
+        <w:gridCol w:w="2166"/>
         <w:gridCol w:w="1421"/>
         <w:gridCol w:w="1705"/>
         <w:gridCol w:w="682"/>
         <w:gridCol w:w="1023"/>
-        <w:gridCol w:w="678"/>
+        <w:gridCol w:w="1289"/>
       </w:tblGrid>
       <w:tr>
         <w:trPr>
@@ -336,17 +338,12 @@
               </w:rPr>
               <w:t>Số</w:t>
             </w:r>
-          </w:p>
-          <w:p>
-            <w:pPr>
-              <w:pStyle w:val="Other0"/>
-              <w:spacing w:after="0" w:line="276" w:lineRule="auto"/>
-              <w:ind w:firstLine="0"/>
-              <w:jc w:val="center"/>
+            <w:r>
               <w:rPr>
                 <w:color w:val="auto"/>
               </w:rPr>
-            </w:pPr>
+              <w:t xml:space="preserve"> </w:t>
+            </w:r>
             <w:r>
               <w:rPr>
                 <w:b/>
@@ -359,7 +356,7 @@
         </w:tc>
         <w:tc>
           <w:tcPr>
-            <w:tcW w:w="3133" w:type="dxa"/>
+            <w:tcW w:w="2166" w:type="dxa"/>
             <w:shd w:val="clear" w:color="auto" w:fill="FFFFFF"/>
             <w:vAlign w:val="center"/>
           </w:tcPr>
@@ -405,17 +402,7 @@
                 <w:bCs/>
                 <w:color w:val="auto"/>
               </w:rPr>
-              <w:t>Ngày th</w:t>
-            </w:r>
-            <w:bookmarkStart w:id="1" w:name="_GoBack"/>
-            <w:bookmarkEnd w:id="1"/>
-            <w:r>
-              <w:rPr>
-                <w:b/>
-                <w:bCs/>
-                <w:color w:val="auto"/>
-              </w:rPr>
-              <w:t>áng năm sinh</w:t>
+              <w:t>Ngày tháng năm sinh</w:t>
             </w:r>
           </w:p>
         </w:tc>
@@ -507,9 +494,9 @@
         </w:tc>
         <w:tc>
           <w:tcPr>
-            <w:tcW w:w="678" w:type="dxa"/>
+            <w:tcW w:w="1289" w:type="dxa"/>
             <w:shd w:val="clear" w:color="auto" w:fill="FFFFFF"/>
-            <w:vAlign w:val="bottom"/>
+            <w:vAlign w:val="center"/>
           </w:tcPr>
           <w:p>
             <w:pPr>
@@ -527,7 +514,7 @@
                 <w:bCs/>
                 <w:color w:val="auto"/>
               </w:rPr>
-              <w:t xml:space="preserve">Tỷ lệ (%) đóng góp vào việc tạo ra sáng kiến </w:t>
+              <w:t>Tỷ lệ (%) đóng góp vào việc tạo ra sáng kiến</w:t>
             </w:r>
           </w:p>
         </w:tc>
@@ -564,7 +551,7 @@
         </w:tc>
         <w:tc>
           <w:tcPr>
-            <w:tcW w:w="3133" w:type="dxa"/>
+            <w:tcW w:w="2166" w:type="dxa"/>
             <w:shd w:val="clear" w:color="auto" w:fill="FFFFFF"/>
           </w:tcPr>
           <w:p>
@@ -572,7 +559,7 @@
               <w:spacing w:line="276" w:lineRule="auto"/>
               <w:jc w:val="center"/>
               <w:rPr>
-                <w:b/>
+                <w:bCs/>
                 <w:sz w:val="26"/>
                 <w:szCs w:val="26"/>
                 <w:lang w:val="en-US"/>
@@ -580,7 +567,7 @@
             </w:pPr>
             <w:r>
               <w:rPr>
-                <w:b/>
+                <w:bCs/>
                 <w:sz w:val="26"/>
                 <w:szCs w:val="26"/>
                 <w:lang w:val="en-US"/>
@@ -723,7 +710,7 @@
         </w:tc>
         <w:tc>
           <w:tcPr>
-            <w:tcW w:w="678" w:type="dxa"/>
+            <w:tcW w:w="1289" w:type="dxa"/>
             <w:shd w:val="clear" w:color="auto" w:fill="FFFFFF"/>
           </w:tcPr>
           <w:p>
@@ -760,8 +747,8 @@
           <w:lang w:val="en-US"/>
         </w:rPr>
       </w:pPr>
-      <w:bookmarkStart w:id="2" w:name="bookmark106"/>
-      <w:bookmarkEnd w:id="2"/>
+      <w:bookmarkStart w:id="1" w:name="bookmark106"/>
+      <w:bookmarkEnd w:id="1"/>
     </w:p>
     <w:p>
       <w:pPr>
@@ -915,8 +902,8 @@
           <w:color w:val="auto"/>
         </w:rPr>
       </w:pPr>
-      <w:bookmarkStart w:id="3" w:name="bookmark107"/>
-      <w:bookmarkEnd w:id="3"/>
+      <w:bookmarkStart w:id="2" w:name="bookmark107"/>
+      <w:bookmarkEnd w:id="2"/>
       <w:r>
         <w:rPr>
           <w:color w:val="auto"/>
@@ -981,8 +968,8 @@
           <w:lang w:val="en-US"/>
         </w:rPr>
       </w:pPr>
-      <w:bookmarkStart w:id="4" w:name="bookmark108"/>
-      <w:bookmarkEnd w:id="4"/>
+      <w:bookmarkStart w:id="3" w:name="bookmark108"/>
+      <w:bookmarkEnd w:id="3"/>
       <w:r>
         <w:rPr>
           <w:b/>
@@ -1019,8 +1006,8 @@
           <w:color w:val="auto"/>
         </w:rPr>
       </w:pPr>
-      <w:bookmarkStart w:id="5" w:name="bookmark109"/>
-      <w:bookmarkEnd w:id="5"/>
+      <w:bookmarkStart w:id="4" w:name="bookmark109"/>
+      <w:bookmarkEnd w:id="4"/>
       <w:r>
         <w:rPr>
           <w:color w:val="auto"/>
@@ -1093,10 +1080,10 @@
           <w:color w:val="auto"/>
         </w:rPr>
       </w:pPr>
-      <w:bookmarkStart w:id="6" w:name="bookmark111"/>
-      <w:bookmarkStart w:id="7" w:name="bookmark112"/>
+      <w:bookmarkStart w:id="5" w:name="bookmark111"/>
+      <w:bookmarkStart w:id="6" w:name="bookmark112"/>
+      <w:bookmarkEnd w:id="5"/>
       <w:bookmarkEnd w:id="6"/>
-      <w:bookmarkEnd w:id="7"/>
       <w:r>
         <w:rPr>
           <w:i/>
@@ -1142,8 +1129,8 @@
           <w:color w:val="auto"/>
         </w:rPr>
       </w:pPr>
-      <w:bookmarkStart w:id="8" w:name="bookmark113"/>
-      <w:bookmarkEnd w:id="8"/>
+      <w:bookmarkStart w:id="7" w:name="bookmark113"/>
+      <w:bookmarkEnd w:id="7"/>
       <w:r>
         <w:rPr>
           <w:i/>
@@ -1320,28 +1307,35 @@
         <w:rPr>
           <w:color w:val="auto"/>
         </w:rPr>
+        <w:t xml:space="preserve">- </w:t>
+      </w:r>
+      <w:r>
+        <w:rPr>
+          <w:color w:val="auto"/>
+          <w:lang w:val="vi"/>
+        </w:rPr>
+        <w:t xml:space="preserve">Đối với </w:t>
+      </w:r>
+      <w:r>
+        <w:rPr>
+          <w:color w:val="auto"/>
+        </w:rPr>
+        <w:t xml:space="preserve">học sinh, </w:t>
+      </w:r>
+      <w:r>
+        <w:rPr>
+          <w:color w:val="auto"/>
+          <w:lang w:val="vi"/>
+        </w:rPr>
+        <w:t xml:space="preserve">đa phần các em là con em nông thôn và lao động tự do nên </w:t>
+      </w:r>
+      <w:r>
+        <w:rPr>
+          <w:color w:val="auto"/>
+          <w:lang w:val="vi"/>
+        </w:rPr>
         <w:lastRenderedPageBreak/>
-        <w:t xml:space="preserve">- </w:t>
-      </w:r>
-      <w:r>
-        <w:rPr>
-          <w:color w:val="auto"/>
-          <w:lang w:val="vi"/>
-        </w:rPr>
-        <w:t xml:space="preserve">Đối với </w:t>
-      </w:r>
-      <w:r>
-        <w:rPr>
-          <w:color w:val="auto"/>
-        </w:rPr>
-        <w:t xml:space="preserve">học sinh, </w:t>
-      </w:r>
-      <w:r>
-        <w:rPr>
-          <w:color w:val="auto"/>
-          <w:lang w:val="vi"/>
-        </w:rPr>
-        <w:t>đa phần các em là con em nông thôn và lao động tự do nên các em ít được quan tâm đến việc học tập</w:t>
+        <w:t>các em ít được quan tâm đến việc học tập</w:t>
       </w:r>
       <w:r>
         <w:rPr>
@@ -1742,7 +1736,6 @@
           <w:tcPr>
             <w:tcW w:w="4816" w:type="dxa"/>
             <w:gridSpan w:val="6"/>
-            <w:shd w:val="clear" w:color="auto" w:fill="auto"/>
           </w:tcPr>
           <w:p>
             <w:pPr>
@@ -1770,7 +1763,6 @@
           <w:tcPr>
             <w:tcW w:w="3111" w:type="dxa"/>
             <w:gridSpan w:val="4"/>
-            <w:shd w:val="clear" w:color="auto" w:fill="auto"/>
           </w:tcPr>
           <w:p>
             <w:pPr>
@@ -1837,7 +1829,6 @@
           <w:tcPr>
             <w:tcW w:w="1828" w:type="dxa"/>
             <w:gridSpan w:val="2"/>
-            <w:shd w:val="clear" w:color="auto" w:fill="auto"/>
           </w:tcPr>
           <w:p>
             <w:pPr>
@@ -1865,7 +1856,6 @@
           <w:tcPr>
             <w:tcW w:w="1505" w:type="dxa"/>
             <w:gridSpan w:val="2"/>
-            <w:shd w:val="clear" w:color="auto" w:fill="auto"/>
           </w:tcPr>
           <w:p>
             <w:pPr>
@@ -1893,7 +1883,6 @@
           <w:tcPr>
             <w:tcW w:w="1483" w:type="dxa"/>
             <w:gridSpan w:val="2"/>
-            <w:shd w:val="clear" w:color="auto" w:fill="auto"/>
           </w:tcPr>
           <w:p>
             <w:pPr>
@@ -1921,7 +1910,6 @@
           <w:tcPr>
             <w:tcW w:w="1550" w:type="dxa"/>
             <w:gridSpan w:val="2"/>
-            <w:shd w:val="clear" w:color="auto" w:fill="auto"/>
           </w:tcPr>
           <w:p>
             <w:pPr>
@@ -1949,7 +1937,6 @@
           <w:tcPr>
             <w:tcW w:w="1561" w:type="dxa"/>
             <w:gridSpan w:val="2"/>
-            <w:shd w:val="clear" w:color="auto" w:fill="auto"/>
           </w:tcPr>
           <w:p>
             <w:pPr>
@@ -2015,7 +2002,6 @@
         <w:tc>
           <w:tcPr>
             <w:tcW w:w="847" w:type="dxa"/>
-            <w:shd w:val="clear" w:color="auto" w:fill="auto"/>
           </w:tcPr>
           <w:p>
             <w:pPr>
@@ -2040,7 +2026,6 @@
         <w:tc>
           <w:tcPr>
             <w:tcW w:w="981" w:type="dxa"/>
-            <w:shd w:val="clear" w:color="auto" w:fill="auto"/>
           </w:tcPr>
           <w:p>
             <w:pPr>
@@ -2065,7 +2050,6 @@
         <w:tc>
           <w:tcPr>
             <w:tcW w:w="802" w:type="dxa"/>
-            <w:shd w:val="clear" w:color="auto" w:fill="auto"/>
           </w:tcPr>
           <w:p>
             <w:pPr>
@@ -2090,7 +2074,6 @@
         <w:tc>
           <w:tcPr>
             <w:tcW w:w="703" w:type="dxa"/>
-            <w:shd w:val="clear" w:color="auto" w:fill="auto"/>
           </w:tcPr>
           <w:p>
             <w:pPr>
@@ -2115,7 +2098,6 @@
         <w:tc>
           <w:tcPr>
             <w:tcW w:w="772" w:type="dxa"/>
-            <w:shd w:val="clear" w:color="auto" w:fill="auto"/>
           </w:tcPr>
           <w:p>
             <w:pPr>
@@ -2140,7 +2122,6 @@
         <w:tc>
           <w:tcPr>
             <w:tcW w:w="711" w:type="dxa"/>
-            <w:shd w:val="clear" w:color="auto" w:fill="auto"/>
           </w:tcPr>
           <w:p>
             <w:pPr>
@@ -2165,7 +2146,6 @@
         <w:tc>
           <w:tcPr>
             <w:tcW w:w="708" w:type="dxa"/>
-            <w:shd w:val="clear" w:color="auto" w:fill="auto"/>
           </w:tcPr>
           <w:p>
             <w:pPr>
@@ -2190,7 +2170,6 @@
         <w:tc>
           <w:tcPr>
             <w:tcW w:w="842" w:type="dxa"/>
-            <w:shd w:val="clear" w:color="auto" w:fill="auto"/>
           </w:tcPr>
           <w:p>
             <w:pPr>
@@ -2215,7 +2194,6 @@
         <w:tc>
           <w:tcPr>
             <w:tcW w:w="861" w:type="dxa"/>
-            <w:shd w:val="clear" w:color="auto" w:fill="auto"/>
           </w:tcPr>
           <w:p>
             <w:pPr>
@@ -2240,7 +2218,6 @@
         <w:tc>
           <w:tcPr>
             <w:tcW w:w="0" w:type="auto"/>
-            <w:shd w:val="clear" w:color="auto" w:fill="auto"/>
           </w:tcPr>
           <w:p>
             <w:pPr>
@@ -2326,7 +2303,6 @@
         <w:tc>
           <w:tcPr>
             <w:tcW w:w="847" w:type="dxa"/>
-            <w:shd w:val="clear" w:color="auto" w:fill="auto"/>
           </w:tcPr>
           <w:p>
             <w:pPr>
@@ -2351,7 +2327,6 @@
         <w:tc>
           <w:tcPr>
             <w:tcW w:w="981" w:type="dxa"/>
-            <w:shd w:val="clear" w:color="auto" w:fill="auto"/>
           </w:tcPr>
           <w:p>
             <w:pPr>
@@ -2376,7 +2351,6 @@
         <w:tc>
           <w:tcPr>
             <w:tcW w:w="802" w:type="dxa"/>
-            <w:shd w:val="clear" w:color="auto" w:fill="auto"/>
           </w:tcPr>
           <w:p>
             <w:pPr>
@@ -2401,7 +2375,6 @@
         <w:tc>
           <w:tcPr>
             <w:tcW w:w="703" w:type="dxa"/>
-            <w:shd w:val="clear" w:color="auto" w:fill="auto"/>
           </w:tcPr>
           <w:p>
             <w:pPr>
@@ -2426,7 +2399,6 @@
         <w:tc>
           <w:tcPr>
             <w:tcW w:w="772" w:type="dxa"/>
-            <w:shd w:val="clear" w:color="auto" w:fill="auto"/>
           </w:tcPr>
           <w:p>
             <w:pPr>
@@ -2459,7 +2431,6 @@
         <w:tc>
           <w:tcPr>
             <w:tcW w:w="711" w:type="dxa"/>
-            <w:shd w:val="clear" w:color="auto" w:fill="auto"/>
           </w:tcPr>
           <w:p>
             <w:pPr>
@@ -2484,7 +2455,6 @@
         <w:tc>
           <w:tcPr>
             <w:tcW w:w="708" w:type="dxa"/>
-            <w:shd w:val="clear" w:color="auto" w:fill="auto"/>
           </w:tcPr>
           <w:p>
             <w:pPr>
@@ -2509,7 +2479,6 @@
         <w:tc>
           <w:tcPr>
             <w:tcW w:w="842" w:type="dxa"/>
-            <w:shd w:val="clear" w:color="auto" w:fill="auto"/>
           </w:tcPr>
           <w:p>
             <w:pPr>
@@ -2534,7 +2503,6 @@
         <w:tc>
           <w:tcPr>
             <w:tcW w:w="861" w:type="dxa"/>
-            <w:shd w:val="clear" w:color="auto" w:fill="auto"/>
           </w:tcPr>
           <w:p>
             <w:pPr>
@@ -2559,7 +2527,6 @@
         <w:tc>
           <w:tcPr>
             <w:tcW w:w="0" w:type="auto"/>
-            <w:shd w:val="clear" w:color="auto" w:fill="auto"/>
           </w:tcPr>
           <w:p>
             <w:pPr>
@@ -2606,8 +2573,8 @@
           <w:color w:val="auto"/>
         </w:rPr>
       </w:pPr>
-      <w:bookmarkStart w:id="9" w:name="bookmark114"/>
-      <w:bookmarkEnd w:id="9"/>
+      <w:bookmarkStart w:id="8" w:name="bookmark114"/>
+      <w:bookmarkEnd w:id="8"/>
       <w:r>
         <w:rPr>
           <w:i/>
@@ -3007,7 +2974,7 @@
           <w:szCs w:val="26"/>
           <w:lang w:val="en-US" w:eastAsia="en-US"/>
         </w:rPr>
-        <w:t xml:space="preserve">Đa phần các em ở nông thôn và gia đình lao động tự do, nên các em ít được quan tâm đến việc học tập âm nhạc. Vì vậy, việc tiếp thu về các bài hát thường thức </w:t>
+        <w:t xml:space="preserve">Đa phần các em ở nông thôn và gia đình lao động tự do, nên các em ít được quan tâm đến việc học tập âm nhạc. Vì vậy, việc tiếp thu về các bài hát thường thức mang tính giáo dục, ca từ phù hợp với lứa tuổi, sự hiểu biết về âm nhạc của các em còn </w:t>
       </w:r>
       <w:r>
         <w:rPr>
@@ -3017,7 +2984,7 @@
           <w:lang w:val="en-US" w:eastAsia="en-US"/>
         </w:rPr>
         <w:lastRenderedPageBreak/>
-        <w:t>mang tính giáo dục, ca từ phù hợp với lứa tuổi, sự hiểu biết về âm nhạc của các em còn hạn chế</w:t>
+        <w:t>hạn chế</w:t>
       </w:r>
       <w:r>
         <w:rPr>
@@ -3099,8 +3066,8 @@
         </w:rPr>
         <w:t xml:space="preserve"> Đó là lí do thúc đẩy tôi chọn đề tài </w:t>
       </w:r>
-      <w:bookmarkStart w:id="10" w:name="bookmark115"/>
-      <w:bookmarkEnd w:id="10"/>
+      <w:bookmarkStart w:id="9" w:name="bookmark115"/>
+      <w:bookmarkEnd w:id="9"/>
       <w:r>
         <w:rPr>
           <w:b/>
@@ -3154,8 +3121,8 @@
           <w:color w:val="auto"/>
         </w:rPr>
       </w:pPr>
-      <w:bookmarkStart w:id="11" w:name="bookmark116"/>
-      <w:bookmarkEnd w:id="11"/>
+      <w:bookmarkStart w:id="10" w:name="bookmark116"/>
+      <w:bookmarkEnd w:id="10"/>
       <w:r>
         <w:rPr>
           <w:i/>
@@ -3173,8 +3140,8 @@
         </w:rPr>
         <w:t>Mục đích của giải pháp</w:t>
       </w:r>
-      <w:bookmarkStart w:id="12" w:name="bookmark117"/>
-      <w:bookmarkEnd w:id="12"/>
+      <w:bookmarkStart w:id="11" w:name="bookmark117"/>
+      <w:bookmarkEnd w:id="11"/>
     </w:p>
     <w:p>
       <w:pPr>
@@ -3425,10 +3392,10 @@
         </w:rPr>
         <w:t>i của giải pháp</w:t>
       </w:r>
-      <w:bookmarkStart w:id="13" w:name="bookmark118"/>
-      <w:bookmarkStart w:id="14" w:name="bookmark120"/>
+      <w:bookmarkStart w:id="12" w:name="bookmark118"/>
+      <w:bookmarkStart w:id="13" w:name="bookmark120"/>
+      <w:bookmarkEnd w:id="12"/>
       <w:bookmarkEnd w:id="13"/>
-      <w:bookmarkEnd w:id="14"/>
     </w:p>
     <w:p>
       <w:pPr>
@@ -4118,7 +4085,7 @@
         </w:rPr>
         <w:t xml:space="preserve">phương pháp đó là: </w:t>
       </w:r>
-      <w:bookmarkStart w:id="15" w:name="_Hlk124282604"/>
+      <w:bookmarkStart w:id="14" w:name="_Hlk124282604"/>
       <w:r>
         <w:rPr>
           <w:sz w:val="26"/>
@@ -4167,7 +4134,7 @@
         </w:rPr>
         <w:t>ập diễn tả tình cảm bài hát và tập trình diễn.</w:t>
       </w:r>
-      <w:bookmarkEnd w:id="15"/>
+      <w:bookmarkEnd w:id="14"/>
       <w:r>
         <w:rPr>
           <w:sz w:val="26"/>
@@ -5009,7 +4976,7 @@
         </w:rPr>
         <w:t xml:space="preserve"> </w:t>
       </w:r>
-      <w:bookmarkStart w:id="16" w:name="_Hlk124282687"/>
+      <w:bookmarkStart w:id="15" w:name="_Hlk124282687"/>
     </w:p>
     <w:p>
       <w:pPr>
@@ -5042,7 +5009,7 @@
         </w:rPr>
         <w:t>Dạy lí thuyết âm nhạc là cung cấp cho HS những hiểu biết về những kí hiệu ghi chép âm nhạc thông dụng. Từ những kí hiệu đó các em có khái niệm về những yếu tố cơ bản của âm nhạc như cao độ, trường độ, nhịp độ, tiết tấu, giọng, gam</w:t>
       </w:r>
-      <w:bookmarkEnd w:id="16"/>
+      <w:bookmarkEnd w:id="15"/>
       <w:r>
         <w:rPr>
           <w:rFonts w:eastAsia="Calibri"/>
@@ -5504,7 +5471,7 @@
         </w:rPr>
         <w:t>ạy thường thức âm nhạc :</w:t>
       </w:r>
-      <w:bookmarkStart w:id="17" w:name="_Hlk124282763"/>
+      <w:bookmarkStart w:id="16" w:name="_Hlk124282763"/>
     </w:p>
     <w:p>
       <w:pPr>
@@ -5528,7 +5495,7 @@
         </w:rPr>
         <w:t>Phân môn thường thức âm nhạc giúp cho học sinh có một “trình độ văn hoá âm nhạc nhất định” bao gồm sự hiểu biết, năng lực thực hành tối thiểu và năng lực cảm thụ âm nhạc. Muốn đạt được điều này thì người giáo viên phải hướng dẫn tổ chức cho các em hoạt động học tập tốt ở 3 phân môn trong chương trình âm nhạc ở trường THCS. Đó là học hát,lý thuyết âm nhạc,  đọc nhạc. Dạy phân môn thường thức âm nhạc bao gồm những nội dung khá phong phú như: giới thiệu tác giả-tác phẩm, nghe nhạc và những vấn đề liên quan đến đời sống âm nhạc, những nhạc cụ phổ biến</w:t>
       </w:r>
-      <w:bookmarkEnd w:id="17"/>
+      <w:bookmarkEnd w:id="16"/>
       <w:r>
         <w:rPr>
           <w:rFonts w:eastAsia="Calibri"/>
@@ -7741,8 +7708,8 @@
         </w:rPr>
         <w:t xml:space="preserve"> </w:t>
       </w:r>
-      <w:bookmarkStart w:id="18" w:name="bookmark121"/>
-      <w:bookmarkEnd w:id="18"/>
+      <w:bookmarkStart w:id="17" w:name="bookmark121"/>
+      <w:bookmarkEnd w:id="17"/>
     </w:p>
     <w:p>
       <w:pPr>
@@ -7775,8 +7742,8 @@
         </w:rPr>
         <w:t xml:space="preserve">năng áp dụng của giải pháp: </w:t>
       </w:r>
-      <w:bookmarkStart w:id="19" w:name="bookmark122"/>
-      <w:bookmarkEnd w:id="19"/>
+      <w:bookmarkStart w:id="18" w:name="bookmark122"/>
+      <w:bookmarkEnd w:id="18"/>
     </w:p>
     <w:p>
       <w:pPr>
@@ -8057,8 +8024,8 @@
           <w:color w:val="auto"/>
         </w:rPr>
       </w:pPr>
-      <w:bookmarkStart w:id="20" w:name="bookmark135"/>
-      <w:bookmarkEnd w:id="20"/>
+      <w:bookmarkStart w:id="19" w:name="bookmark135"/>
+      <w:bookmarkEnd w:id="19"/>
       <w:r>
         <w:rPr>
           <w:color w:val="auto"/>
@@ -8569,7 +8536,6 @@
           <w:tcPr>
             <w:tcW w:w="3827" w:type="dxa"/>
             <w:gridSpan w:val="6"/>
-            <w:shd w:val="clear" w:color="auto" w:fill="auto"/>
           </w:tcPr>
           <w:p>
             <w:pPr>
@@ -8597,7 +8563,6 @@
           <w:tcPr>
             <w:tcW w:w="2551" w:type="dxa"/>
             <w:gridSpan w:val="4"/>
-            <w:shd w:val="clear" w:color="auto" w:fill="auto"/>
           </w:tcPr>
           <w:p>
             <w:pPr>
@@ -8664,7 +8629,6 @@
           <w:tcPr>
             <w:tcW w:w="1275" w:type="dxa"/>
             <w:gridSpan w:val="2"/>
-            <w:shd w:val="clear" w:color="auto" w:fill="auto"/>
           </w:tcPr>
           <w:p>
             <w:pPr>
@@ -8692,7 +8656,6 @@
           <w:tcPr>
             <w:tcW w:w="1276" w:type="dxa"/>
             <w:gridSpan w:val="2"/>
-            <w:shd w:val="clear" w:color="auto" w:fill="auto"/>
           </w:tcPr>
           <w:p>
             <w:pPr>
@@ -8720,7 +8683,6 @@
           <w:tcPr>
             <w:tcW w:w="1276" w:type="dxa"/>
             <w:gridSpan w:val="2"/>
-            <w:shd w:val="clear" w:color="auto" w:fill="auto"/>
           </w:tcPr>
           <w:p>
             <w:pPr>
@@ -8748,7 +8710,6 @@
           <w:tcPr>
             <w:tcW w:w="1276" w:type="dxa"/>
             <w:gridSpan w:val="2"/>
-            <w:shd w:val="clear" w:color="auto" w:fill="auto"/>
           </w:tcPr>
           <w:p>
             <w:pPr>
@@ -8776,7 +8737,6 @@
           <w:tcPr>
             <w:tcW w:w="1275" w:type="dxa"/>
             <w:gridSpan w:val="2"/>
-            <w:shd w:val="clear" w:color="auto" w:fill="auto"/>
           </w:tcPr>
           <w:p>
             <w:pPr>
@@ -8842,7 +8802,6 @@
         <w:tc>
           <w:tcPr>
             <w:tcW w:w="567" w:type="dxa"/>
-            <w:shd w:val="clear" w:color="auto" w:fill="auto"/>
           </w:tcPr>
           <w:p>
             <w:pPr>
@@ -8867,7 +8826,6 @@
         <w:tc>
           <w:tcPr>
             <w:tcW w:w="708" w:type="dxa"/>
-            <w:shd w:val="clear" w:color="auto" w:fill="auto"/>
           </w:tcPr>
           <w:p>
             <w:pPr>
@@ -8892,7 +8850,6 @@
         <w:tc>
           <w:tcPr>
             <w:tcW w:w="567" w:type="dxa"/>
-            <w:shd w:val="clear" w:color="auto" w:fill="auto"/>
           </w:tcPr>
           <w:p>
             <w:pPr>
@@ -8917,7 +8874,6 @@
         <w:tc>
           <w:tcPr>
             <w:tcW w:w="709" w:type="dxa"/>
-            <w:shd w:val="clear" w:color="auto" w:fill="auto"/>
           </w:tcPr>
           <w:p>
             <w:pPr>
@@ -8942,7 +8898,6 @@
         <w:tc>
           <w:tcPr>
             <w:tcW w:w="567" w:type="dxa"/>
-            <w:shd w:val="clear" w:color="auto" w:fill="auto"/>
           </w:tcPr>
           <w:p>
             <w:pPr>
@@ -8967,7 +8922,6 @@
         <w:tc>
           <w:tcPr>
             <w:tcW w:w="709" w:type="dxa"/>
-            <w:shd w:val="clear" w:color="auto" w:fill="auto"/>
           </w:tcPr>
           <w:p>
             <w:pPr>
@@ -8992,7 +8946,6 @@
         <w:tc>
           <w:tcPr>
             <w:tcW w:w="567" w:type="dxa"/>
-            <w:shd w:val="clear" w:color="auto" w:fill="auto"/>
           </w:tcPr>
           <w:p>
             <w:pPr>
@@ -9017,7 +8970,6 @@
         <w:tc>
           <w:tcPr>
             <w:tcW w:w="709" w:type="dxa"/>
-            <w:shd w:val="clear" w:color="auto" w:fill="auto"/>
           </w:tcPr>
           <w:p>
             <w:pPr>
@@ -9042,7 +8994,6 @@
         <w:tc>
           <w:tcPr>
             <w:tcW w:w="567" w:type="dxa"/>
-            <w:shd w:val="clear" w:color="auto" w:fill="auto"/>
           </w:tcPr>
           <w:p>
             <w:pPr>
@@ -9067,7 +9018,6 @@
         <w:tc>
           <w:tcPr>
             <w:tcW w:w="708" w:type="dxa"/>
-            <w:shd w:val="clear" w:color="auto" w:fill="auto"/>
           </w:tcPr>
           <w:p>
             <w:pPr>
@@ -9161,7 +9111,6 @@
         <w:tc>
           <w:tcPr>
             <w:tcW w:w="567" w:type="dxa"/>
-            <w:shd w:val="clear" w:color="auto" w:fill="auto"/>
           </w:tcPr>
           <w:p>
             <w:pPr>
@@ -9186,7 +9135,6 @@
         <w:tc>
           <w:tcPr>
             <w:tcW w:w="708" w:type="dxa"/>
-            <w:shd w:val="clear" w:color="auto" w:fill="auto"/>
           </w:tcPr>
           <w:p>
             <w:pPr>
@@ -9211,7 +9159,6 @@
         <w:tc>
           <w:tcPr>
             <w:tcW w:w="567" w:type="dxa"/>
-            <w:shd w:val="clear" w:color="auto" w:fill="auto"/>
           </w:tcPr>
           <w:p>
             <w:pPr>
@@ -9236,7 +9183,6 @@
         <w:tc>
           <w:tcPr>
             <w:tcW w:w="709" w:type="dxa"/>
-            <w:shd w:val="clear" w:color="auto" w:fill="auto"/>
           </w:tcPr>
           <w:p>
             <w:pPr>
@@ -9261,7 +9207,6 @@
         <w:tc>
           <w:tcPr>
             <w:tcW w:w="567" w:type="dxa"/>
-            <w:shd w:val="clear" w:color="auto" w:fill="auto"/>
           </w:tcPr>
           <w:p>
             <w:pPr>
@@ -9286,7 +9231,6 @@
         <w:tc>
           <w:tcPr>
             <w:tcW w:w="709" w:type="dxa"/>
-            <w:shd w:val="clear" w:color="auto" w:fill="auto"/>
           </w:tcPr>
           <w:p>
             <w:pPr>
@@ -9311,7 +9255,6 @@
         <w:tc>
           <w:tcPr>
             <w:tcW w:w="567" w:type="dxa"/>
-            <w:shd w:val="clear" w:color="auto" w:fill="auto"/>
           </w:tcPr>
           <w:p>
             <w:pPr>
@@ -9336,7 +9279,6 @@
         <w:tc>
           <w:tcPr>
             <w:tcW w:w="709" w:type="dxa"/>
-            <w:shd w:val="clear" w:color="auto" w:fill="auto"/>
           </w:tcPr>
           <w:p>
             <w:pPr>
@@ -9361,7 +9303,6 @@
         <w:tc>
           <w:tcPr>
             <w:tcW w:w="567" w:type="dxa"/>
-            <w:shd w:val="clear" w:color="auto" w:fill="auto"/>
           </w:tcPr>
           <w:p>
             <w:pPr>
@@ -9386,7 +9327,6 @@
         <w:tc>
           <w:tcPr>
             <w:tcW w:w="708" w:type="dxa"/>
-            <w:shd w:val="clear" w:color="auto" w:fill="auto"/>
           </w:tcPr>
           <w:p>
             <w:pPr>
@@ -9472,7 +9412,6 @@
         <w:tc>
           <w:tcPr>
             <w:tcW w:w="567" w:type="dxa"/>
-            <w:shd w:val="clear" w:color="auto" w:fill="auto"/>
           </w:tcPr>
           <w:p>
             <w:pPr>
@@ -9497,7 +9436,6 @@
         <w:tc>
           <w:tcPr>
             <w:tcW w:w="708" w:type="dxa"/>
-            <w:shd w:val="clear" w:color="auto" w:fill="auto"/>
           </w:tcPr>
           <w:p>
             <w:pPr>
@@ -9522,7 +9460,6 @@
         <w:tc>
           <w:tcPr>
             <w:tcW w:w="567" w:type="dxa"/>
-            <w:shd w:val="clear" w:color="auto" w:fill="auto"/>
           </w:tcPr>
           <w:p>
             <w:pPr>
@@ -9547,7 +9484,6 @@
         <w:tc>
           <w:tcPr>
             <w:tcW w:w="709" w:type="dxa"/>
-            <w:shd w:val="clear" w:color="auto" w:fill="auto"/>
           </w:tcPr>
           <w:p>
             <w:pPr>
@@ -9572,7 +9508,6 @@
         <w:tc>
           <w:tcPr>
             <w:tcW w:w="567" w:type="dxa"/>
-            <w:shd w:val="clear" w:color="auto" w:fill="auto"/>
           </w:tcPr>
           <w:p>
             <w:pPr>
@@ -9597,7 +9532,6 @@
         <w:tc>
           <w:tcPr>
             <w:tcW w:w="709" w:type="dxa"/>
-            <w:shd w:val="clear" w:color="auto" w:fill="auto"/>
           </w:tcPr>
           <w:p>
             <w:pPr>
@@ -9622,7 +9556,6 @@
         <w:tc>
           <w:tcPr>
             <w:tcW w:w="567" w:type="dxa"/>
-            <w:shd w:val="clear" w:color="auto" w:fill="auto"/>
           </w:tcPr>
           <w:p>
             <w:pPr>
@@ -9647,7 +9580,6 @@
         <w:tc>
           <w:tcPr>
             <w:tcW w:w="709" w:type="dxa"/>
-            <w:shd w:val="clear" w:color="auto" w:fill="auto"/>
           </w:tcPr>
           <w:p>
             <w:pPr>
@@ -9672,7 +9604,6 @@
         <w:tc>
           <w:tcPr>
             <w:tcW w:w="567" w:type="dxa"/>
-            <w:shd w:val="clear" w:color="auto" w:fill="auto"/>
           </w:tcPr>
           <w:p>
             <w:pPr>
@@ -9697,7 +9628,6 @@
         <w:tc>
           <w:tcPr>
             <w:tcW w:w="708" w:type="dxa"/>
-            <w:shd w:val="clear" w:color="auto" w:fill="auto"/>
           </w:tcPr>
           <w:p>
             <w:pPr>
@@ -10125,8 +10055,8 @@
           <w:u w:val="single"/>
         </w:rPr>
       </w:pPr>
-      <w:bookmarkStart w:id="21" w:name="bookmark133"/>
-      <w:bookmarkEnd w:id="21"/>
+      <w:bookmarkStart w:id="20" w:name="bookmark133"/>
+      <w:bookmarkEnd w:id="20"/>
     </w:p>
     <w:sectPr>
       <w:headerReference w:type="default" r:id="rId15"/>
@@ -10143,7 +10073,7 @@
 </file>
 
 <file path=word/endnotes.xml><?xml version="1.0" encoding="utf-8"?>
-<w:endnotes xmlns:wpc="http://schemas.microsoft.com/office/word/2010/wordprocessingCanvas" xmlns:cx="http://schemas.microsoft.com/office/drawing/2014/chartex" xmlns:mc="http://schemas.openxmlformats.org/markup-compatibility/2006" xmlns:o="urn:schemas-microsoft-com:office:office" xmlns:r="http://schemas.openxmlformats.org/officeDocument/2006/relationships" xmlns:m="http://schemas.openxmlformats.org/officeDocument/2006/math" xmlns:v="urn:schemas-microsoft-com:vml" xmlns:wp14="http://schemas.microsoft.com/office/word/2010/wordprocessingDrawing" xmlns:wp="http://schemas.openxmlformats.org/drawingml/2006/wordprocessingDrawing" xmlns:w10="urn:schemas-microsoft-com:office:word" xmlns:w="http://schemas.openxmlformats.org/wordprocessingml/2006/main" xmlns:w14="http://schemas.microsoft.com/office/word/2010/wordml" xmlns:w15="http://schemas.microsoft.com/office/word/2012/wordml" xmlns:w16se="http://schemas.microsoft.com/office/word/2015/wordml/symex" xmlns:wpg="http://schemas.microsoft.com/office/word/2010/wordprocessingGroup" xmlns:wpi="http://schemas.microsoft.com/office/word/2010/wordprocessingInk" xmlns:wne="http://schemas.microsoft.com/office/word/2006/wordml" xmlns:wps="http://schemas.microsoft.com/office/word/2010/wordprocessingShape" mc:Ignorable="w14 w15 w16se wp14">
+<w:endnotes xmlns:wpc="http://schemas.microsoft.com/office/word/2010/wordprocessingCanvas" xmlns:cx="http://schemas.microsoft.com/office/drawing/2014/chartex" xmlns:cx1="http://schemas.microsoft.com/office/drawing/2015/9/8/chartex" xmlns:cx2="http://schemas.microsoft.com/office/drawing/2015/10/21/chartex" xmlns:cx3="http://schemas.microsoft.com/office/drawing/2016/5/9/chartex" xmlns:cx4="http://schemas.microsoft.com/office/drawing/2016/5/10/chartex" xmlns:cx5="http://schemas.microsoft.com/office/drawing/2016/5/11/chartex" xmlns:cx6="http://schemas.microsoft.com/office/drawing/2016/5/12/chartex" xmlns:cx7="http://schemas.microsoft.com/office/drawing/2016/5/13/chartex" xmlns:cx8="http://schemas.microsoft.com/office/drawing/2016/5/14/chartex" xmlns:mc="http://schemas.openxmlformats.org/markup-compatibility/2006" xmlns:aink="http://schemas.microsoft.com/office/drawing/2016/ink" xmlns:am3d="http://schemas.microsoft.com/office/drawing/2017/model3d" xmlns:o="urn:schemas-microsoft-com:office:office" xmlns:oel="http://schemas.microsoft.com/office/2019/extlst" xmlns:r="http://schemas.openxmlformats.org/officeDocument/2006/relationships" xmlns:m="http://schemas.openxmlformats.org/officeDocument/2006/math" xmlns:v="urn:schemas-microsoft-com:vml" xmlns:wp14="http://schemas.microsoft.com/office/word/2010/wordprocessingDrawing" xmlns:wp="http://schemas.openxmlformats.org/drawingml/2006/wordprocessingDrawing" xmlns:w10="urn:schemas-microsoft-com:office:word" xmlns:w="http://schemas.openxmlformats.org/wordprocessingml/2006/main" xmlns:w14="http://schemas.microsoft.com/office/word/2010/wordml" xmlns:w15="http://schemas.microsoft.com/office/word/2012/wordml" xmlns:w16cex="http://schemas.microsoft.com/office/word/2018/wordml/cex" xmlns:w16cid="http://schemas.microsoft.com/office/word/2016/wordml/cid" xmlns:w16="http://schemas.microsoft.com/office/word/2018/wordml" xmlns:w16du="http://schemas.microsoft.com/office/word/2023/wordml/word16du" xmlns:w16sdtdh="http://schemas.microsoft.com/office/word/2020/wordml/sdtdatahash" xmlns:w16sdtfl="http://schemas.microsoft.com/office/word/2024/wordml/sdtformatlock" xmlns:w16se="http://schemas.microsoft.com/office/word/2015/wordml/symex" xmlns:wpg="http://schemas.microsoft.com/office/word/2010/wordprocessingGroup" xmlns:wpi="http://schemas.microsoft.com/office/word/2010/wordprocessingInk" xmlns:wne="http://schemas.microsoft.com/office/word/2006/wordml" xmlns:wps="http://schemas.microsoft.com/office/word/2010/wordprocessingShape" mc:Ignorable="w14 w15 w16se w16cid w16 w16cex w16sdtdh w16sdtfl w16du wp14">
   <w:endnote w:type="separator" w:id="-1">
     <w:p>
       <w:r>
@@ -10162,7 +10092,7 @@
 </file>
 
 <file path=word/footnotes.xml><?xml version="1.0" encoding="utf-8"?>
-<w:footnotes xmlns:wpc="http://schemas.microsoft.com/office/word/2010/wordprocessingCanvas" xmlns:cx="http://schemas.microsoft.com/office/drawing/2014/chartex" xmlns:mc="http://schemas.openxmlformats.org/markup-compatibility/2006" xmlns:o="urn:schemas-microsoft-com:office:office" xmlns:r="http://schemas.openxmlformats.org/officeDocument/2006/relationships" xmlns:m="http://schemas.openxmlformats.org/officeDocument/2006/math" xmlns:v="urn:schemas-microsoft-com:vml" xmlns:wp14="http://schemas.microsoft.com/office/word/2010/wordprocessingDrawing" xmlns:wp="http://schemas.openxmlformats.org/drawingml/2006/wordprocessingDrawing" xmlns:w10="urn:schemas-microsoft-com:office:word" xmlns:w="http://schemas.openxmlformats.org/wordprocessingml/2006/main" xmlns:w14="http://schemas.microsoft.com/office/word/2010/wordml" xmlns:w15="http://schemas.microsoft.com/office/word/2012/wordml" xmlns:w16se="http://schemas.microsoft.com/office/word/2015/wordml/symex" xmlns:wpg="http://schemas.microsoft.com/office/word/2010/wordprocessingGroup" xmlns:wpi="http://schemas.microsoft.com/office/word/2010/wordprocessingInk" xmlns:wne="http://schemas.microsoft.com/office/word/2006/wordml" xmlns:wps="http://schemas.microsoft.com/office/word/2010/wordprocessingShape" mc:Ignorable="w14 w15 w16se wp14">
+<w:footnotes xmlns:wpc="http://schemas.microsoft.com/office/word/2010/wordprocessingCanvas" xmlns:cx="http://schemas.microsoft.com/office/drawing/2014/chartex" xmlns:cx1="http://schemas.microsoft.com/office/drawing/2015/9/8/chartex" xmlns:cx2="http://schemas.microsoft.com/office/drawing/2015/10/21/chartex" xmlns:cx3="http://schemas.microsoft.com/office/drawing/2016/5/9/chartex" xmlns:cx4="http://schemas.microsoft.com/office/drawing/2016/5/10/chartex" xmlns:cx5="http://schemas.microsoft.com/office/drawing/2016/5/11/chartex" xmlns:cx6="http://schemas.microsoft.com/office/drawing/2016/5/12/chartex" xmlns:cx7="http://schemas.microsoft.com/office/drawing/2016/5/13/chartex" xmlns:cx8="http://schemas.microsoft.com/office/drawing/2016/5/14/chartex" xmlns:mc="http://schemas.openxmlformats.org/markup-compatibility/2006" xmlns:aink="http://schemas.microsoft.com/office/drawing/2016/ink" xmlns:am3d="http://schemas.microsoft.com/office/drawing/2017/model3d" xmlns:o="urn:schemas-microsoft-com:office:office" xmlns:oel="http://schemas.microsoft.com/office/2019/extlst" xmlns:r="http://schemas.openxmlformats.org/officeDocument/2006/relationships" xmlns:m="http://schemas.openxmlformats.org/officeDocument/2006/math" xmlns:v="urn:schemas-microsoft-com:vml" xmlns:wp14="http://schemas.microsoft.com/office/word/2010/wordprocessingDrawing" xmlns:wp="http://schemas.openxmlformats.org/drawingml/2006/wordprocessingDrawing" xmlns:w10="urn:schemas-microsoft-com:office:word" xmlns:w="http://schemas.openxmlformats.org/wordprocessingml/2006/main" xmlns:w14="http://schemas.microsoft.com/office/word/2010/wordml" xmlns:w15="http://schemas.microsoft.com/office/word/2012/wordml" xmlns:w16cex="http://schemas.microsoft.com/office/word/2018/wordml/cex" xmlns:w16cid="http://schemas.microsoft.com/office/word/2016/wordml/cid" xmlns:w16="http://schemas.microsoft.com/office/word/2018/wordml" xmlns:w16du="http://schemas.microsoft.com/office/word/2023/wordml/word16du" xmlns:w16sdtdh="http://schemas.microsoft.com/office/word/2020/wordml/sdtdatahash" xmlns:w16sdtfl="http://schemas.microsoft.com/office/word/2024/wordml/sdtformatlock" xmlns:w16se="http://schemas.microsoft.com/office/word/2015/wordml/symex" xmlns:wpg="http://schemas.microsoft.com/office/word/2010/wordprocessingGroup" xmlns:wpi="http://schemas.microsoft.com/office/word/2010/wordprocessingInk" xmlns:wne="http://schemas.microsoft.com/office/word/2006/wordml" xmlns:wps="http://schemas.microsoft.com/office/word/2010/wordprocessingShape" mc:Ignorable="w14 w15 w16se w16cid w16 w16cex w16sdtdh w16sdtfl w16du wp14">
   <w:footnote w:type="separator" w:id="-1">
     <w:p>
       <w:r>
@@ -10181,7 +10111,7 @@
 </file>
 
 <file path=word/header1.xml><?xml version="1.0" encoding="utf-8"?>
-<w:hdr xmlns:wpc="http://schemas.microsoft.com/office/word/2010/wordprocessingCanvas" xmlns:cx="http://schemas.microsoft.com/office/drawing/2014/chartex" xmlns:mc="http://schemas.openxmlformats.org/markup-compatibility/2006" xmlns:o="urn:schemas-microsoft-com:office:office" xmlns:r="http://schemas.openxmlformats.org/officeDocument/2006/relationships" xmlns:m="http://schemas.openxmlformats.org/officeDocument/2006/math" xmlns:v="urn:schemas-microsoft-com:vml" xmlns:wp14="http://schemas.microsoft.com/office/word/2010/wordprocessingDrawing" xmlns:wp="http://schemas.openxmlformats.org/drawingml/2006/wordprocessingDrawing" xmlns:w10="urn:schemas-microsoft-com:office:word" xmlns:w="http://schemas.openxmlformats.org/wordprocessingml/2006/main" xmlns:w14="http://schemas.microsoft.com/office/word/2010/wordml" xmlns:w15="http://schemas.microsoft.com/office/word/2012/wordml" xmlns:w16se="http://schemas.microsoft.com/office/word/2015/wordml/symex" xmlns:wpg="http://schemas.microsoft.com/office/word/2010/wordprocessingGroup" xmlns:wpi="http://schemas.microsoft.com/office/word/2010/wordprocessingInk" xmlns:wne="http://schemas.microsoft.com/office/word/2006/wordml" xmlns:wps="http://schemas.microsoft.com/office/word/2010/wordprocessingShape" mc:Ignorable="w14 w15 w16se wp14">
+<w:hdr xmlns:wpc="http://schemas.microsoft.com/office/word/2010/wordprocessingCanvas" xmlns:cx="http://schemas.microsoft.com/office/drawing/2014/chartex" xmlns:cx1="http://schemas.microsoft.com/office/drawing/2015/9/8/chartex" xmlns:cx2="http://schemas.microsoft.com/office/drawing/2015/10/21/chartex" xmlns:cx3="http://schemas.microsoft.com/office/drawing/2016/5/9/chartex" xmlns:cx4="http://schemas.microsoft.com/office/drawing/2016/5/10/chartex" xmlns:cx5="http://schemas.microsoft.com/office/drawing/2016/5/11/chartex" xmlns:cx6="http://schemas.microsoft.com/office/drawing/2016/5/12/chartex" xmlns:cx7="http://schemas.microsoft.com/office/drawing/2016/5/13/chartex" xmlns:cx8="http://schemas.microsoft.com/office/drawing/2016/5/14/chartex" xmlns:mc="http://schemas.openxmlformats.org/markup-compatibility/2006" xmlns:aink="http://schemas.microsoft.com/office/drawing/2016/ink" xmlns:am3d="http://schemas.microsoft.com/office/drawing/2017/model3d" xmlns:o="urn:schemas-microsoft-com:office:office" xmlns:oel="http://schemas.microsoft.com/office/2019/extlst" xmlns:r="http://schemas.openxmlformats.org/officeDocument/2006/relationships" xmlns:m="http://schemas.openxmlformats.org/officeDocument/2006/math" xmlns:v="urn:schemas-microsoft-com:vml" xmlns:wp14="http://schemas.microsoft.com/office/word/2010/wordprocessingDrawing" xmlns:wp="http://schemas.openxmlformats.org/drawingml/2006/wordprocessingDrawing" xmlns:w10="urn:schemas-microsoft-com:office:word" xmlns:w="http://schemas.openxmlformats.org/wordprocessingml/2006/main" xmlns:w14="http://schemas.microsoft.com/office/word/2010/wordml" xmlns:w15="http://schemas.microsoft.com/office/word/2012/wordml" xmlns:w16cex="http://schemas.microsoft.com/office/word/2018/wordml/cex" xmlns:w16cid="http://schemas.microsoft.com/office/word/2016/wordml/cid" xmlns:w16="http://schemas.microsoft.com/office/word/2018/wordml" xmlns:w16du="http://schemas.microsoft.com/office/word/2023/wordml/word16du" xmlns:w16sdtdh="http://schemas.microsoft.com/office/word/2020/wordml/sdtdatahash" xmlns:w16sdtfl="http://schemas.microsoft.com/office/word/2024/wordml/sdtformatlock" xmlns:w16se="http://schemas.microsoft.com/office/word/2015/wordml/symex" xmlns:wpg="http://schemas.microsoft.com/office/word/2010/wordprocessingGroup" xmlns:wpi="http://schemas.microsoft.com/office/word/2010/wordprocessingInk" xmlns:wne="http://schemas.microsoft.com/office/word/2006/wordml" xmlns:wps="http://schemas.microsoft.com/office/word/2010/wordprocessingShape" mc:Ignorable="w14 w15 w16se w16cid w16 w16cex w16sdtdh w16sdtfl w16du wp14">
   <w:sdt>
     <w:sdtPr>
       <w:id w:val="-924339984"/>
@@ -10234,7 +10164,7 @@
 </file>
 
 <file path=word/numbering.xml><?xml version="1.0" encoding="utf-8"?>
-<w:numbering xmlns:wpc="http://schemas.microsoft.com/office/word/2010/wordprocessingCanvas" xmlns:cx="http://schemas.microsoft.com/office/drawing/2014/chartex" xmlns:mc="http://schemas.openxmlformats.org/markup-compatibility/2006" xmlns:o="urn:schemas-microsoft-com:office:office" xmlns:r="http://schemas.openxmlformats.org/officeDocument/2006/relationships" xmlns:m="http://schemas.openxmlformats.org/officeDocument/2006/math" xmlns:v="urn:schemas-microsoft-com:vml" xmlns:wp14="http://schemas.microsoft.com/office/word/2010/wordprocessingDrawing" xmlns:wp="http://schemas.openxmlformats.org/drawingml/2006/wordprocessingDrawing" xmlns:w10="urn:schemas-microsoft-com:office:word" xmlns:w="http://schemas.openxmlformats.org/wordprocessingml/2006/main" xmlns:w14="http://schemas.microsoft.com/office/word/2010/wordml" xmlns:w15="http://schemas.microsoft.com/office/word/2012/wordml" xmlns:w16se="http://schemas.microsoft.com/office/word/2015/wordml/symex" xmlns:wpg="http://schemas.microsoft.com/office/word/2010/wordprocessingGroup" xmlns:wpi="http://schemas.microsoft.com/office/word/2010/wordprocessingInk" xmlns:wne="http://schemas.microsoft.com/office/word/2006/wordml" xmlns:wps="http://schemas.microsoft.com/office/word/2010/wordprocessingShape" mc:Ignorable="w14 w15 w16se wp14">
+<w:numbering xmlns:wpc="http://schemas.microsoft.com/office/word/2010/wordprocessingCanvas" xmlns:cx="http://schemas.microsoft.com/office/drawing/2014/chartex" xmlns:cx1="http://schemas.microsoft.com/office/drawing/2015/9/8/chartex" xmlns:cx2="http://schemas.microsoft.com/office/drawing/2015/10/21/chartex" xmlns:cx3="http://schemas.microsoft.com/office/drawing/2016/5/9/chartex" xmlns:cx4="http://schemas.microsoft.com/office/drawing/2016/5/10/chartex" xmlns:cx5="http://schemas.microsoft.com/office/drawing/2016/5/11/chartex" xmlns:cx6="http://schemas.microsoft.com/office/drawing/2016/5/12/chartex" xmlns:cx7="http://schemas.microsoft.com/office/drawing/2016/5/13/chartex" xmlns:cx8="http://schemas.microsoft.com/office/drawing/2016/5/14/chartex" xmlns:mc="http://schemas.openxmlformats.org/markup-compatibility/2006" xmlns:aink="http://schemas.microsoft.com/office/drawing/2016/ink" xmlns:am3d="http://schemas.microsoft.com/office/drawing/2017/model3d" xmlns:o="urn:schemas-microsoft-com:office:office" xmlns:oel="http://schemas.microsoft.com/office/2019/extlst" xmlns:r="http://schemas.openxmlformats.org/officeDocument/2006/relationships" xmlns:m="http://schemas.openxmlformats.org/officeDocument/2006/math" xmlns:v="urn:schemas-microsoft-com:vml" xmlns:wp14="http://schemas.microsoft.com/office/word/2010/wordprocessingDrawing" xmlns:wp="http://schemas.openxmlformats.org/drawingml/2006/wordprocessingDrawing" xmlns:w10="urn:schemas-microsoft-com:office:word" xmlns:w="http://schemas.openxmlformats.org/wordprocessingml/2006/main" xmlns:w14="http://schemas.microsoft.com/office/word/2010/wordml" xmlns:w15="http://schemas.microsoft.com/office/word/2012/wordml" xmlns:w16cex="http://schemas.microsoft.com/office/word/2018/wordml/cex" xmlns:w16cid="http://schemas.microsoft.com/office/word/2016/wordml/cid" xmlns:w16="http://schemas.microsoft.com/office/word/2018/wordml" xmlns:w16du="http://schemas.microsoft.com/office/word/2023/wordml/word16du" xmlns:w16sdtdh="http://schemas.microsoft.com/office/word/2020/wordml/sdtdatahash" xmlns:w16sdtfl="http://schemas.microsoft.com/office/word/2024/wordml/sdtformatlock" xmlns:w16se="http://schemas.microsoft.com/office/word/2015/wordml/symex" xmlns:wpg="http://schemas.microsoft.com/office/word/2010/wordprocessingGroup" xmlns:wpi="http://schemas.microsoft.com/office/word/2010/wordprocessingInk" xmlns:wne="http://schemas.microsoft.com/office/word/2006/wordml" xmlns:wps="http://schemas.microsoft.com/office/word/2010/wordprocessingShape" mc:Ignorable="w14 w15 w16se w16cid w16 w16cex w16sdtdh w16sdtfl w16du wp14">
   <w:abstractNum w:abstractNumId="0" w15:restartNumberingAfterBreak="0">
     <w:nsid w:val="01380092"/>
     <w:multiLevelType w:val="multilevel"/>
@@ -14597,161 +14527,161 @@
       </w:rPr>
     </w:lvl>
   </w:abstractNum>
-  <w:num w:numId="1">
+  <w:num w:numId="1" w16cid:durableId="835263127">
     <w:abstractNumId w:val="2"/>
   </w:num>
-  <w:num w:numId="2">
+  <w:num w:numId="2" w16cid:durableId="823160184">
     <w:abstractNumId w:val="4"/>
   </w:num>
-  <w:num w:numId="3">
+  <w:num w:numId="3" w16cid:durableId="178088480">
     <w:abstractNumId w:val="42"/>
   </w:num>
-  <w:num w:numId="4">
+  <w:num w:numId="4" w16cid:durableId="1731155392">
     <w:abstractNumId w:val="12"/>
   </w:num>
-  <w:num w:numId="5">
+  <w:num w:numId="5" w16cid:durableId="827478861">
     <w:abstractNumId w:val="5"/>
   </w:num>
-  <w:num w:numId="6">
+  <w:num w:numId="6" w16cid:durableId="940917062">
     <w:abstractNumId w:val="38"/>
   </w:num>
-  <w:num w:numId="7">
+  <w:num w:numId="7" w16cid:durableId="1630815557">
     <w:abstractNumId w:val="29"/>
   </w:num>
-  <w:num w:numId="8">
+  <w:num w:numId="8" w16cid:durableId="732970438">
     <w:abstractNumId w:val="1"/>
   </w:num>
-  <w:num w:numId="9">
+  <w:num w:numId="9" w16cid:durableId="784539959">
     <w:abstractNumId w:val="33"/>
   </w:num>
-  <w:num w:numId="10">
+  <w:num w:numId="10" w16cid:durableId="1735591149">
     <w:abstractNumId w:val="43"/>
   </w:num>
-  <w:num w:numId="11">
+  <w:num w:numId="11" w16cid:durableId="1590121722">
     <w:abstractNumId w:val="18"/>
   </w:num>
-  <w:num w:numId="12">
+  <w:num w:numId="12" w16cid:durableId="622275029">
     <w:abstractNumId w:val="30"/>
   </w:num>
-  <w:num w:numId="13">
+  <w:num w:numId="13" w16cid:durableId="331564815">
     <w:abstractNumId w:val="11"/>
   </w:num>
-  <w:num w:numId="14">
+  <w:num w:numId="14" w16cid:durableId="1561478755">
     <w:abstractNumId w:val="41"/>
   </w:num>
-  <w:num w:numId="15">
+  <w:num w:numId="15" w16cid:durableId="1253663863">
     <w:abstractNumId w:val="13"/>
   </w:num>
-  <w:num w:numId="16">
+  <w:num w:numId="16" w16cid:durableId="1174761710">
     <w:abstractNumId w:val="19"/>
   </w:num>
-  <w:num w:numId="17">
+  <w:num w:numId="17" w16cid:durableId="1927299336">
     <w:abstractNumId w:val="24"/>
   </w:num>
-  <w:num w:numId="18">
+  <w:num w:numId="18" w16cid:durableId="2022269403">
     <w:abstractNumId w:val="46"/>
   </w:num>
-  <w:num w:numId="19">
+  <w:num w:numId="19" w16cid:durableId="1223715235">
     <w:abstractNumId w:val="27"/>
   </w:num>
-  <w:num w:numId="20">
+  <w:num w:numId="20" w16cid:durableId="1111707223">
     <w:abstractNumId w:val="22"/>
   </w:num>
-  <w:num w:numId="21">
+  <w:num w:numId="21" w16cid:durableId="915943776">
     <w:abstractNumId w:val="35"/>
   </w:num>
-  <w:num w:numId="22">
+  <w:num w:numId="22" w16cid:durableId="1622302472">
     <w:abstractNumId w:val="16"/>
   </w:num>
-  <w:num w:numId="23">
+  <w:num w:numId="23" w16cid:durableId="471757946">
     <w:abstractNumId w:val="28"/>
   </w:num>
-  <w:num w:numId="24">
+  <w:num w:numId="24" w16cid:durableId="132522491">
     <w:abstractNumId w:val="44"/>
   </w:num>
-  <w:num w:numId="25">
+  <w:num w:numId="25" w16cid:durableId="2120639646">
     <w:abstractNumId w:val="25"/>
   </w:num>
-  <w:num w:numId="26">
+  <w:num w:numId="26" w16cid:durableId="1102066330">
     <w:abstractNumId w:val="26"/>
   </w:num>
-  <w:num w:numId="27">
+  <w:num w:numId="27" w16cid:durableId="390269273">
     <w:abstractNumId w:val="20"/>
   </w:num>
-  <w:num w:numId="28">
+  <w:num w:numId="28" w16cid:durableId="2087608386">
     <w:abstractNumId w:val="39"/>
   </w:num>
-  <w:num w:numId="29">
+  <w:num w:numId="29" w16cid:durableId="1799713824">
     <w:abstractNumId w:val="0"/>
   </w:num>
-  <w:num w:numId="30">
+  <w:num w:numId="30" w16cid:durableId="765272403">
     <w:abstractNumId w:val="36"/>
   </w:num>
-  <w:num w:numId="31">
+  <w:num w:numId="31" w16cid:durableId="1298487947">
     <w:abstractNumId w:val="47"/>
   </w:num>
-  <w:num w:numId="32">
+  <w:num w:numId="32" w16cid:durableId="1277255338">
     <w:abstractNumId w:val="7"/>
   </w:num>
-  <w:num w:numId="33">
+  <w:num w:numId="33" w16cid:durableId="962809375">
     <w:abstractNumId w:val="31"/>
   </w:num>
-  <w:num w:numId="34">
+  <w:num w:numId="34" w16cid:durableId="1622960179">
     <w:abstractNumId w:val="10"/>
   </w:num>
-  <w:num w:numId="35">
+  <w:num w:numId="35" w16cid:durableId="1419979933">
     <w:abstractNumId w:val="45"/>
   </w:num>
-  <w:num w:numId="36">
+  <w:num w:numId="36" w16cid:durableId="1818063349">
     <w:abstractNumId w:val="21"/>
   </w:num>
-  <w:num w:numId="37">
+  <w:num w:numId="37" w16cid:durableId="1922064037">
     <w:abstractNumId w:val="40"/>
   </w:num>
-  <w:num w:numId="38">
+  <w:num w:numId="38" w16cid:durableId="264194914">
     <w:abstractNumId w:val="6"/>
   </w:num>
-  <w:num w:numId="39">
+  <w:num w:numId="39" w16cid:durableId="1861312309">
     <w:abstractNumId w:val="9"/>
   </w:num>
-  <w:num w:numId="40">
+  <w:num w:numId="40" w16cid:durableId="981037190">
     <w:abstractNumId w:val="23"/>
   </w:num>
-  <w:num w:numId="41">
+  <w:num w:numId="41" w16cid:durableId="1446579477">
     <w:abstractNumId w:val="49"/>
   </w:num>
-  <w:num w:numId="42">
+  <w:num w:numId="42" w16cid:durableId="483087362">
     <w:abstractNumId w:val="37"/>
   </w:num>
-  <w:num w:numId="43">
+  <w:num w:numId="43" w16cid:durableId="1357538515">
     <w:abstractNumId w:val="3"/>
   </w:num>
-  <w:num w:numId="44">
+  <w:num w:numId="44" w16cid:durableId="835193559">
     <w:abstractNumId w:val="48"/>
   </w:num>
-  <w:num w:numId="45">
+  <w:num w:numId="45" w16cid:durableId="1524976513">
     <w:abstractNumId w:val="32"/>
   </w:num>
-  <w:num w:numId="46">
+  <w:num w:numId="46" w16cid:durableId="643704629">
     <w:abstractNumId w:val="17"/>
   </w:num>
-  <w:num w:numId="47">
+  <w:num w:numId="47" w16cid:durableId="776490600">
     <w:abstractNumId w:val="8"/>
   </w:num>
-  <w:num w:numId="48">
+  <w:num w:numId="48" w16cid:durableId="859512274">
     <w:abstractNumId w:val="14"/>
   </w:num>
-  <w:num w:numId="49">
+  <w:num w:numId="49" w16cid:durableId="159658633">
     <w:abstractNumId w:val="15"/>
   </w:num>
-  <w:num w:numId="50">
+  <w:num w:numId="50" w16cid:durableId="1865317590">
     <w:abstractNumId w:val="34"/>
   </w:num>
 </w:numbering>
 </file>
 
 <file path=word/styles.xml><?xml version="1.0" encoding="utf-8"?>
-<w:styles xmlns:mc="http://schemas.openxmlformats.org/markup-compatibility/2006" xmlns:r="http://schemas.openxmlformats.org/officeDocument/2006/relationships" xmlns:w="http://schemas.openxmlformats.org/wordprocessingml/2006/main" xmlns:w14="http://schemas.microsoft.com/office/word/2010/wordml" xmlns:w15="http://schemas.microsoft.com/office/word/2012/wordml" xmlns:w16se="http://schemas.microsoft.com/office/word/2015/wordml/symex" mc:Ignorable="w14 w15 w16se">
+<w:styles xmlns:mc="http://schemas.openxmlformats.org/markup-compatibility/2006" xmlns:r="http://schemas.openxmlformats.org/officeDocument/2006/relationships" xmlns:w="http://schemas.openxmlformats.org/wordprocessingml/2006/main" xmlns:w14="http://schemas.microsoft.com/office/word/2010/wordml" xmlns:w15="http://schemas.microsoft.com/office/word/2012/wordml" xmlns:w16cex="http://schemas.microsoft.com/office/word/2018/wordml/cex" xmlns:w16cid="http://schemas.microsoft.com/office/word/2016/wordml/cid" xmlns:w16="http://schemas.microsoft.com/office/word/2018/wordml" xmlns:w16du="http://schemas.microsoft.com/office/word/2023/wordml/word16du" xmlns:w16sdtdh="http://schemas.microsoft.com/office/word/2020/wordml/sdtdatahash" xmlns:w16sdtfl="http://schemas.microsoft.com/office/word/2024/wordml/sdtformatlock" xmlns:w16se="http://schemas.microsoft.com/office/word/2015/wordml/symex" mc:Ignorable="w14 w15 w16se w16cid w16 w16cex w16sdtdh w16sdtfl w16du">
   <w:docDefaults>
     <w:rPrDefault>
       <w:rPr>
@@ -14769,7 +14699,7 @@
       </w:pPr>
     </w:pPrDefault>
   </w:docDefaults>
-  <w:latentStyles w:defLockedState="0" w:defUIPriority="99" w:defSemiHidden="0" w:defUnhideWhenUsed="0" w:defQFormat="0" w:count="371">
+  <w:latentStyles w:defLockedState="0" w:defUIPriority="99" w:defSemiHidden="0" w:defUnhideWhenUsed="0" w:defQFormat="0" w:count="376">
     <w:lsdException w:name="Normal" w:uiPriority="0" w:qFormat="1"/>
     <w:lsdException w:name="heading 1" w:uiPriority="9" w:qFormat="1"/>
     <w:lsdException w:name="heading 2" w:semiHidden="1" w:uiPriority="9" w:unhideWhenUsed="1" w:qFormat="1"/>
@@ -15141,6 +15071,11 @@
     <w:lsdException w:name="List Table 5 Dark Accent 6" w:uiPriority="50"/>
     <w:lsdException w:name="List Table 6 Colorful Accent 6" w:uiPriority="51"/>
     <w:lsdException w:name="List Table 7 Colorful Accent 6" w:uiPriority="52"/>
+    <w:lsdException w:name="Mention" w:semiHidden="1" w:unhideWhenUsed="1"/>
+    <w:lsdException w:name="Smart Hyperlink" w:semiHidden="1" w:unhideWhenUsed="1"/>
+    <w:lsdException w:name="Hashtag" w:semiHidden="1" w:unhideWhenUsed="1"/>
+    <w:lsdException w:name="Unresolved Mention" w:semiHidden="1" w:unhideWhenUsed="1"/>
+    <w:lsdException w:name="Smart Link" w:semiHidden="1" w:unhideWhenUsed="1"/>
   </w:latentStyles>
   <w:style w:type="paragraph" w:default="1" w:styleId="Normal">
     <w:name w:val="Normal"/>
